--- a/docs/entrega/Informe-Ejecutivo-Seguridad-euVWA.docx
+++ b/docs/entrega/Informe-Ejecutivo-Seguridad-euVWA.docx
@@ -257,7 +257,7 @@
         <w:spacing w:after="120"/>
       </w:pPr>
       <w:r>
-        <w:t xml:space="preserve">euVWA es una aplicacion web educativa, inspirada en DVWA y desarrollada en Node.js con Express, que reproduce vulnerabilidades habituales del OWASP Top 10 para poder estudiarlas y compararlas con su version corregida. Esta actividad parte de esa aplicacion y construye sobre ella un pipeline completo de DevSecOps.</w:t>
+        <w:t xml:space="preserve">euVWA es una aplicacion web inspirada en DVWA y desarrollada en Node.js con Express, que reproduce vulnerabilidades habituales del OWASP Top 10 para poder estudiarlas y compararlas con su version corregida. Esta actividad parte de esa aplicacion y construye sobre ella un pipeline completo de DevSecOps.</w:t>
       </w:r>
     </w:p>
     <w:p>
